--- a/00_README.docx
+++ b/00_README.docx
@@ -4122,6 +4122,112 @@
           <w:bCs/>
           <w:sz w:val="24"/>
           <w:szCs w:val="24"/>
+          <w:lang w:val="en-US"/>
+        </w:rPr>
+      </w:pPr>
+      <w:r>
+        <w:rPr>
+          <w:rFonts w:cs="Segoe UI Emoji"/>
+          <w:b/>
+          <w:sz w:val="24"/>
+          <w:szCs w:val="24"/>
+          <w:lang w:val="en-US"/>
+        </w:rPr>
+        <w:t>08_</w:t>
+      </w:r>
+      <w:r>
+        <w:rPr>
+          <w:rFonts w:cs="Calibri"/>
+          <w:b/>
+          <w:sz w:val="24"/>
+          <w:szCs w:val="24"/>
+        </w:rPr>
+        <w:t>Роль</w:t>
+      </w:r>
+      <w:r>
+        <w:rPr>
+          <w:rFonts w:cs="Calibri"/>
+          <w:b/>
+          <w:sz w:val="24"/>
+          <w:szCs w:val="24"/>
+          <w:lang w:val="en-US"/>
+        </w:rPr>
+        <w:t xml:space="preserve"> Visiology_Cortex_</w:t>
+      </w:r>
+      <w:r>
+        <w:rPr>
+          <w:rFonts w:cs="Calibri"/>
+          <w:b/>
+          <w:sz w:val="24"/>
+          <w:szCs w:val="24"/>
+        </w:rPr>
+        <w:t>и</w:t>
+      </w:r>
+      <w:r>
+        <w:rPr>
+          <w:rFonts w:cs="Calibri"/>
+          <w:b/>
+          <w:sz w:val="24"/>
+          <w:szCs w:val="24"/>
+          <w:lang w:val="en-US"/>
+        </w:rPr>
+        <w:t>_</w:t>
+      </w:r>
+      <w:r>
+        <w:rPr>
+          <w:rFonts w:cs="Calibri"/>
+          <w:b/>
+          <w:sz w:val="24"/>
+          <w:szCs w:val="24"/>
+        </w:rPr>
+        <w:t>ИИ</w:t>
+      </w:r>
+      <w:r>
+        <w:rPr>
+          <w:rFonts w:cs="Segoe UI Emoji"/>
+          <w:b/>
+          <w:sz w:val="24"/>
+          <w:szCs w:val="24"/>
+          <w:lang w:val="en-US"/>
+        </w:rPr>
+        <w:t>.</w:t>
+      </w:r>
+      <w:r>
+        <w:rPr>
+          <w:rFonts w:cs="Segoe UI Emoji"/>
+          <w:bCs/>
+          <w:sz w:val="24"/>
+          <w:szCs w:val="24"/>
+          <w:lang w:val="en-US"/>
+        </w:rPr>
+        <w:t xml:space="preserve"> </w:t>
+      </w:r>
+      <w:r>
+        <w:rPr>
+          <w:rFonts w:cs="Segoe UI Emoji"/>
+          <w:b/>
+          <w:sz w:val="24"/>
+          <w:szCs w:val="24"/>
+          <w:lang w:val="en-US"/>
+        </w:rPr>
+        <w:t>xlsx</w:t>
+      </w:r>
+    </w:p>
+    <w:p>
+      <w:pPr>
+        <w:pStyle w:val="a5"/>
+        <w:numPr>
+          <w:ilvl w:val="0"/>
+          <w:numId w:val="9"/>
+        </w:numPr>
+        <w:shd w:val="clear" w:color="000000" w:fill="auto"/>
+        <w:spacing w:before="240" w:after="120" w:line="200" w:lineRule="atLeast"/>
+        <w:ind w:left="450" w:hanging="450"/>
+        <w:rPr>
+          <w:rFonts w:cs="Calibri"/>
+          <w:bCs/>
+          <w:sz w:val="24"/>
+          <w:szCs w:val="24"/>
         </w:rPr>
       </w:pPr>
       <w:r>
@@ -4432,6 +4538,7 @@
           <w:sz w:val="24"/>
           <w:szCs w:val="24"/>
         </w:rPr>
+        <w:lastRenderedPageBreak/>
         <w:t>10_</w:t>
       </w:r>
       <w:r>
@@ -4634,7 +4741,6 @@
           <w:sz w:val="24"/>
           <w:szCs w:val="24"/>
         </w:rPr>
-        <w:lastRenderedPageBreak/>
         <w:t>11_Бизнес-проблема на базе коммункации.docx</w:t>
       </w:r>
       <w:r>
@@ -4840,15 +4946,6 @@
           <w:sz w:val="24"/>
           <w:szCs w:val="24"/>
         </w:rPr>
-        <w:t>13_</w:t>
-      </w:r>
-      <w:r>
-        <w:rPr>
-          <w:rFonts w:cs="Calibri"/>
-          <w:b/>
-          <w:sz w:val="24"/>
-          <w:szCs w:val="24"/>
-        </w:rPr>
         <w:t>Презентация</w:t>
       </w:r>
       <w:r>
@@ -5041,25 +5138,7 @@
           <w:sz w:val="24"/>
           <w:szCs w:val="24"/>
         </w:rPr>
-        <w:t>1</w:t>
-      </w:r>
-      <w:r>
-        <w:rPr>
-          <w:rFonts w:cs="Calibri"/>
-          <w:b/>
-          <w:sz w:val="24"/>
-          <w:szCs w:val="24"/>
-        </w:rPr>
-        <w:t>4</w:t>
-      </w:r>
-      <w:r>
-        <w:rPr>
-          <w:rFonts w:cs="Calibri"/>
-          <w:b/>
-          <w:sz w:val="24"/>
-          <w:szCs w:val="24"/>
-        </w:rPr>
-        <w:t>_Видеоз</w:t>
+        <w:t>Видеоз</w:t>
       </w:r>
       <w:r>
         <w:rPr>
@@ -6871,6 +6950,7 @@
           <w:sz w:val="24"/>
           <w:szCs w:val="24"/>
         </w:rPr>
+        <w:lastRenderedPageBreak/>
         <w:t xml:space="preserve">Главные файлы </w:t>
       </w:r>
       <w:r>
@@ -6961,7 +7041,6 @@
           <w:sz w:val="24"/>
           <w:szCs w:val="24"/>
         </w:rPr>
-        <w:lastRenderedPageBreak/>
         <w:t>С</w:t>
       </w:r>
       <w:r>
